--- a/docs/evidence/T33/replay-dark/计算书.docx
+++ b/docs/evidence/T33/replay-dark/计算书.docx
@@ -33,7 +33,7 @@
         <w:spacing w:after="130"/>
       </w:pPr>
       <w:r>
-        <w:t xml:space="preserve">项目 未命名项目；项目 ID project_20c08cee-7edd-47ac-b3ac-7c743e99ba4c</w:t>
+        <w:t xml:space="preserve">项目 未命名项目；项目 ID project_ca4d2a2a-5185-4ed3-b23b-bd245770eec2</w:t>
       </w:r>
     </w:p>
     <w:p>
@@ -41,7 +41,7 @@
         <w:spacing w:after="130"/>
       </w:pPr>
       <w:r>
-        <w:t xml:space="preserve">分析 ID analysis_ab23a112-55b2-4897-ac5e-48bd9fa7dd70；输入修订 R4；状态 已完成</w:t>
+        <w:t xml:space="preserve">分析 ID analysis_2273957a-c20a-4b54-87e6-97a799cb39b1；输入修订 R4；状态 已完成</w:t>
       </w:r>
     </w:p>
     <w:p>
@@ -49,7 +49,7 @@
         <w:spacing w:after="130"/>
       </w:pPr>
       <w:r>
-        <w:t xml:space="preserve">分析时间 2026-10-02T17:48:04.450Z；报告生成时间 2026-10-02T17:48:06.128Z（ISO 8601）</w:t>
+        <w:t xml:space="preserve">分析时间 2026-10-03T08:27:17.848Z；报告生成时间 2026-10-03T08:27:22.313Z（ISO 8601）</w:t>
       </w:r>
     </w:p>
     <w:p>
@@ -20599,7 +20599,7 @@
         <w:spacing w:after="130"/>
       </w:pPr>
       <w:r>
-        <w:t xml:space="preserve">正文来源分析 analysis_ab23a112-55b2-4897-ac5e-48bd9fa7dd70；输入修订 R4；CB1 · 演示用户组合 · 用户定义组合。</w:t>
+        <w:t xml:space="preserve">正文来源分析 analysis_2273957a-c20a-4b54-87e6-97a799cb39b1；输入修订 R4；CB1 · 演示用户组合 · 用户定义组合。</w:t>
       </w:r>
     </w:p>
     <w:p>
@@ -20641,7 +20641,7 @@
         <w:spacing w:after="130"/>
       </w:pPr>
       <w:r>
-        <w:t xml:space="preserve">按冻结输入重建 · 分析 analysis_ab23a112-55b2-4897-ac5e-48bd9fa7dd70；位移与杆端力来自该分析的已保存结果。</w:t>
+        <w:t xml:space="preserve">按冻结输入重建 · 分析 analysis_2273957a-c20a-4b54-87e6-97a799cb39b1；位移与杆端力来自该分析的已保存结果。</w:t>
       </w:r>
     </w:p>
     <w:p>
@@ -39223,7 +39223,7 @@
         <w:spacing w:after="130"/>
       </w:pPr>
       <w:r>
-        <w:t xml:space="preserve">本次运行实际快照 · 分析 analysis_ab23a112-55b2-4897-ac5e-48bd9fa7dd70</w:t>
+        <w:t xml:space="preserve">本次运行实际快照 · 分析 analysis_2273957a-c20a-4b54-87e6-97a799cb39b1</w:t>
       </w:r>
     </w:p>
     <w:p>
